--- a/docs/1. Liệt kê các quy trình nghiệp vụ.docx
+++ b/docs/1. Liệt kê các quy trình nghiệp vụ.docx
@@ -41,7 +41,23 @@
           <w:sz w:val="24"/>
           <w:szCs w:val="24"/>
         </w:rPr>
-        <w:t xml:space="preserve">Hướng tới sứ mệnh mang đến trải nghiệm cà phê Việt hiện đại và chất lượng, Highlands Coffee xây dựng hệ thống quy trình vận hành đồng bộ trên ba trụ cột chính: </w:t>
+        <w:t xml:space="preserve">Hướng tới sứ mệnh mang đến trải nghiệm cà phê Việt hiện đại và chất lượng, </w:t>
+      </w:r>
+      <w:r>
+        <w:rPr>
+          <w:rFonts w:ascii="Times New Roman" w:hAnsi="Times New Roman" w:cs="Times New Roman"/>
+          <w:sz w:val="24"/>
+          <w:szCs w:val="24"/>
+        </w:rPr>
+        <w:t>Phúc Long</w:t>
+      </w:r>
+      <w:r>
+        <w:rPr>
+          <w:rFonts w:ascii="Times New Roman" w:hAnsi="Times New Roman" w:cs="Times New Roman"/>
+          <w:sz w:val="24"/>
+          <w:szCs w:val="24"/>
+        </w:rPr>
+        <w:t xml:space="preserve"> Coffee xây dựng hệ thống quy trình vận hành đồng bộ trên ba trụ cột chính: </w:t>
       </w:r>
       <w:r>
         <w:rPr>
@@ -707,36 +723,8 @@
           <w:lang w:val="en-US"/>
           <w14:ligatures w14:val="none"/>
         </w:rPr>
-        <w:t>Highlands Coffee:</w:t>
-      </w:r>
-      <w:r>
-        <w:rPr>
-          <w:rFonts w:ascii="Times New Roman" w:eastAsia="Times New Roman" w:hAnsi="Times New Roman" w:cs="Times New Roman"/>
-          <w:kern w:val="0"/>
-          <w:sz w:val="24"/>
-          <w:szCs w:val="24"/>
-          <w:lang w:val="en-US"/>
-          <w14:ligatures w14:val="none"/>
-        </w:rPr>
-        <w:t xml:space="preserve"> Định hướng tăng trưởng dài hạn, nâng cao năng lực cạnh tranh và phát triển bền vững.</w:t>
-      </w:r>
-    </w:p>
-    <w:p>
-      <w:pPr>
-        <w:numPr>
-          <w:ilvl w:val="1"/>
-          <w:numId w:val="5"/>
-        </w:numPr>
-        <w:spacing w:before="100" w:beforeAutospacing="1" w:after="100" w:afterAutospacing="1" w:line="240" w:lineRule="auto"/>
-        <w:rPr>
-          <w:rFonts w:ascii="Times New Roman" w:eastAsia="Times New Roman" w:hAnsi="Times New Roman" w:cs="Times New Roman"/>
-          <w:kern w:val="0"/>
-          <w:sz w:val="24"/>
-          <w:szCs w:val="24"/>
-          <w:lang w:val="en-US"/>
-          <w14:ligatures w14:val="none"/>
-        </w:rPr>
-      </w:pPr>
+        <w:t>Phúc Long</w:t>
+      </w:r>
       <w:r>
         <w:rPr>
           <w:rFonts w:ascii="Times New Roman" w:eastAsia="Times New Roman" w:hAnsi="Times New Roman" w:cs="Times New Roman"/>
@@ -748,18 +736,18 @@
           <w:lang w:val="en-US"/>
           <w14:ligatures w14:val="none"/>
         </w:rPr>
-        <w:t>Khách hàng:</w:t>
-      </w:r>
-      <w:r>
-        <w:rPr>
-          <w:rFonts w:ascii="Times New Roman" w:eastAsia="Times New Roman" w:hAnsi="Times New Roman" w:cs="Times New Roman"/>
-          <w:kern w:val="0"/>
-          <w:sz w:val="24"/>
-          <w:szCs w:val="24"/>
-          <w:lang w:val="en-US"/>
-          <w14:ligatures w14:val="none"/>
-        </w:rPr>
-        <w:t xml:space="preserve"> Rút ngắn khoảng cách tiếp cận các sản phẩm, dịch vụ và không gian cải tiến.</w:t>
+        <w:t xml:space="preserve"> Coffee:</w:t>
+      </w:r>
+      <w:r>
+        <w:rPr>
+          <w:rFonts w:ascii="Times New Roman" w:eastAsia="Times New Roman" w:hAnsi="Times New Roman" w:cs="Times New Roman"/>
+          <w:kern w:val="0"/>
+          <w:sz w:val="24"/>
+          <w:szCs w:val="24"/>
+          <w:lang w:val="en-US"/>
+          <w14:ligatures w14:val="none"/>
+        </w:rPr>
+        <w:t xml:space="preserve"> Định hướng tăng trưởng dài hạn, nâng cao năng lực cạnh tranh và phát triển bền vững.</w:t>
       </w:r>
     </w:p>
     <w:p>
@@ -789,6 +777,47 @@
           <w:lang w:val="en-US"/>
           <w14:ligatures w14:val="none"/>
         </w:rPr>
+        <w:t>Khách hàng:</w:t>
+      </w:r>
+      <w:r>
+        <w:rPr>
+          <w:rFonts w:ascii="Times New Roman" w:eastAsia="Times New Roman" w:hAnsi="Times New Roman" w:cs="Times New Roman"/>
+          <w:kern w:val="0"/>
+          <w:sz w:val="24"/>
+          <w:szCs w:val="24"/>
+          <w:lang w:val="en-US"/>
+          <w14:ligatures w14:val="none"/>
+        </w:rPr>
+        <w:t xml:space="preserve"> Rút ngắn khoảng cách tiếp cận các sản phẩm, dịch vụ và không gian cải tiến.</w:t>
+      </w:r>
+    </w:p>
+    <w:p>
+      <w:pPr>
+        <w:numPr>
+          <w:ilvl w:val="1"/>
+          <w:numId w:val="5"/>
+        </w:numPr>
+        <w:spacing w:before="100" w:beforeAutospacing="1" w:after="100" w:afterAutospacing="1" w:line="240" w:lineRule="auto"/>
+        <w:rPr>
+          <w:rFonts w:ascii="Times New Roman" w:eastAsia="Times New Roman" w:hAnsi="Times New Roman" w:cs="Times New Roman"/>
+          <w:kern w:val="0"/>
+          <w:sz w:val="24"/>
+          <w:szCs w:val="24"/>
+          <w:lang w:val="en-US"/>
+          <w14:ligatures w14:val="none"/>
+        </w:rPr>
+      </w:pPr>
+      <w:r>
+        <w:rPr>
+          <w:rFonts w:ascii="Times New Roman" w:eastAsia="Times New Roman" w:hAnsi="Times New Roman" w:cs="Times New Roman"/>
+          <w:i/>
+          <w:iCs/>
+          <w:kern w:val="0"/>
+          <w:sz w:val="24"/>
+          <w:szCs w:val="24"/>
+          <w:lang w:val="en-US"/>
+          <w14:ligatures w14:val="none"/>
+        </w:rPr>
         <w:t>Nhân sự:</w:t>
       </w:r>
       <w:r>
@@ -1006,6 +1035,7 @@
           <w:lang w:val="en-US"/>
           <w14:ligatures w14:val="none"/>
         </w:rPr>
+        <w:lastRenderedPageBreak/>
         <w:t>CEO:</w:t>
       </w:r>
       <w:r>
@@ -1565,36 +1595,8 @@
           <w:lang w:val="en-US"/>
           <w14:ligatures w14:val="none"/>
         </w:rPr>
-        <w:t>Highlands Coffee:</w:t>
-      </w:r>
-      <w:r>
-        <w:rPr>
-          <w:rFonts w:ascii="Times New Roman" w:eastAsia="Times New Roman" w:hAnsi="Times New Roman" w:cs="Times New Roman"/>
-          <w:kern w:val="0"/>
-          <w:sz w:val="24"/>
-          <w:szCs w:val="24"/>
-          <w:lang w:val="en-US"/>
-          <w14:ligatures w14:val="none"/>
-        </w:rPr>
-        <w:t xml:space="preserve"> Bảo vệ giá trị thương hiệu, duy trì mức độ uy tín cao trên thị trường.</w:t>
-      </w:r>
-    </w:p>
-    <w:p>
-      <w:pPr>
-        <w:numPr>
-          <w:ilvl w:val="1"/>
-          <w:numId w:val="8"/>
-        </w:numPr>
-        <w:spacing w:before="100" w:beforeAutospacing="1" w:after="100" w:afterAutospacing="1" w:line="240" w:lineRule="auto"/>
-        <w:rPr>
-          <w:rFonts w:ascii="Times New Roman" w:eastAsia="Times New Roman" w:hAnsi="Times New Roman" w:cs="Times New Roman"/>
-          <w:kern w:val="0"/>
-          <w:sz w:val="24"/>
-          <w:szCs w:val="24"/>
-          <w:lang w:val="en-US"/>
-          <w14:ligatures w14:val="none"/>
-        </w:rPr>
-      </w:pPr>
+        <w:t>Phúc Long</w:t>
+      </w:r>
       <w:r>
         <w:rPr>
           <w:rFonts w:ascii="Times New Roman" w:eastAsia="Times New Roman" w:hAnsi="Times New Roman" w:cs="Times New Roman"/>
@@ -1606,6 +1608,47 @@
           <w:lang w:val="en-US"/>
           <w14:ligatures w14:val="none"/>
         </w:rPr>
+        <w:t xml:space="preserve"> Coffee:</w:t>
+      </w:r>
+      <w:r>
+        <w:rPr>
+          <w:rFonts w:ascii="Times New Roman" w:eastAsia="Times New Roman" w:hAnsi="Times New Roman" w:cs="Times New Roman"/>
+          <w:kern w:val="0"/>
+          <w:sz w:val="24"/>
+          <w:szCs w:val="24"/>
+          <w:lang w:val="en-US"/>
+          <w14:ligatures w14:val="none"/>
+        </w:rPr>
+        <w:t xml:space="preserve"> Bảo vệ giá trị thương hiệu, duy trì mức độ uy tín cao trên thị trường.</w:t>
+      </w:r>
+    </w:p>
+    <w:p>
+      <w:pPr>
+        <w:numPr>
+          <w:ilvl w:val="1"/>
+          <w:numId w:val="8"/>
+        </w:numPr>
+        <w:spacing w:before="100" w:beforeAutospacing="1" w:after="100" w:afterAutospacing="1" w:line="240" w:lineRule="auto"/>
+        <w:rPr>
+          <w:rFonts w:ascii="Times New Roman" w:eastAsia="Times New Roman" w:hAnsi="Times New Roman" w:cs="Times New Roman"/>
+          <w:kern w:val="0"/>
+          <w:sz w:val="24"/>
+          <w:szCs w:val="24"/>
+          <w:lang w:val="en-US"/>
+          <w14:ligatures w14:val="none"/>
+        </w:rPr>
+      </w:pPr>
+      <w:r>
+        <w:rPr>
+          <w:rFonts w:ascii="Times New Roman" w:eastAsia="Times New Roman" w:hAnsi="Times New Roman" w:cs="Times New Roman"/>
+          <w:i/>
+          <w:iCs/>
+          <w:kern w:val="0"/>
+          <w:sz w:val="24"/>
+          <w:szCs w:val="24"/>
+          <w:lang w:val="en-US"/>
+          <w14:ligatures w14:val="none"/>
+        </w:rPr>
         <w:t>Nhân sự:</w:t>
       </w:r>
       <w:r>
@@ -2287,6 +2330,7 @@
           <w:lang w:val="en-US"/>
           <w14:ligatures w14:val="none"/>
         </w:rPr>
+        <w:lastRenderedPageBreak/>
         <w:t>Nhân viên</w:t>
       </w:r>
       <w:r>
@@ -2358,36 +2402,8 @@
           <w:lang w:val="en-US"/>
           <w14:ligatures w14:val="none"/>
         </w:rPr>
-        <w:t>Highlands Coffee:</w:t>
-      </w:r>
-      <w:r>
-        <w:rPr>
-          <w:rFonts w:ascii="Times New Roman" w:eastAsia="Times New Roman" w:hAnsi="Times New Roman" w:cs="Times New Roman"/>
-          <w:kern w:val="0"/>
-          <w:sz w:val="24"/>
-          <w:szCs w:val="24"/>
-          <w:lang w:val="en-US"/>
-          <w14:ligatures w14:val="none"/>
-        </w:rPr>
-        <w:t xml:space="preserve"> Tối ưu hóa chi phí kinh doanh, gia tăng biên lợi nhuận.</w:t>
-      </w:r>
-    </w:p>
-    <w:p>
-      <w:pPr>
-        <w:numPr>
-          <w:ilvl w:val="1"/>
-          <w:numId w:val="11"/>
-        </w:numPr>
-        <w:spacing w:before="100" w:beforeAutospacing="1" w:after="100" w:afterAutospacing="1" w:line="240" w:lineRule="auto"/>
-        <w:rPr>
-          <w:rFonts w:ascii="Times New Roman" w:eastAsia="Times New Roman" w:hAnsi="Times New Roman" w:cs="Times New Roman"/>
-          <w:kern w:val="0"/>
-          <w:sz w:val="24"/>
-          <w:szCs w:val="24"/>
-          <w:lang w:val="en-US"/>
-          <w14:ligatures w14:val="none"/>
-        </w:rPr>
-      </w:pPr>
+        <w:t>Phúc Long</w:t>
+      </w:r>
       <w:r>
         <w:rPr>
           <w:rFonts w:ascii="Times New Roman" w:eastAsia="Times New Roman" w:hAnsi="Times New Roman" w:cs="Times New Roman"/>
@@ -2399,18 +2415,18 @@
           <w:lang w:val="en-US"/>
           <w14:ligatures w14:val="none"/>
         </w:rPr>
-        <w:t>Nhà đầu tư:</w:t>
-      </w:r>
-      <w:r>
-        <w:rPr>
-          <w:rFonts w:ascii="Times New Roman" w:eastAsia="Times New Roman" w:hAnsi="Times New Roman" w:cs="Times New Roman"/>
-          <w:kern w:val="0"/>
-          <w:sz w:val="24"/>
-          <w:szCs w:val="24"/>
-          <w:lang w:val="en-US"/>
-          <w14:ligatures w14:val="none"/>
-        </w:rPr>
-        <w:t xml:space="preserve"> Minh bạch dòng tiền, đảm bảo lợi nhuận và sự phát triển an toàn của doanh nghiệp.</w:t>
+        <w:t xml:space="preserve"> Coffee:</w:t>
+      </w:r>
+      <w:r>
+        <w:rPr>
+          <w:rFonts w:ascii="Times New Roman" w:eastAsia="Times New Roman" w:hAnsi="Times New Roman" w:cs="Times New Roman"/>
+          <w:kern w:val="0"/>
+          <w:sz w:val="24"/>
+          <w:szCs w:val="24"/>
+          <w:lang w:val="en-US"/>
+          <w14:ligatures w14:val="none"/>
+        </w:rPr>
+        <w:t xml:space="preserve"> Tối ưu hóa chi phí kinh doanh, gia tăng biên lợi nhuận.</w:t>
       </w:r>
     </w:p>
     <w:p>
@@ -2440,6 +2456,47 @@
           <w:lang w:val="en-US"/>
           <w14:ligatures w14:val="none"/>
         </w:rPr>
+        <w:t>Nhà đầu tư:</w:t>
+      </w:r>
+      <w:r>
+        <w:rPr>
+          <w:rFonts w:ascii="Times New Roman" w:eastAsia="Times New Roman" w:hAnsi="Times New Roman" w:cs="Times New Roman"/>
+          <w:kern w:val="0"/>
+          <w:sz w:val="24"/>
+          <w:szCs w:val="24"/>
+          <w:lang w:val="en-US"/>
+          <w14:ligatures w14:val="none"/>
+        </w:rPr>
+        <w:t xml:space="preserve"> Minh bạch dòng tiền, đảm bảo lợi nhuận và sự phát triển an toàn của doanh nghiệp.</w:t>
+      </w:r>
+    </w:p>
+    <w:p>
+      <w:pPr>
+        <w:numPr>
+          <w:ilvl w:val="1"/>
+          <w:numId w:val="11"/>
+        </w:numPr>
+        <w:spacing w:before="100" w:beforeAutospacing="1" w:after="100" w:afterAutospacing="1" w:line="240" w:lineRule="auto"/>
+        <w:rPr>
+          <w:rFonts w:ascii="Times New Roman" w:eastAsia="Times New Roman" w:hAnsi="Times New Roman" w:cs="Times New Roman"/>
+          <w:kern w:val="0"/>
+          <w:sz w:val="24"/>
+          <w:szCs w:val="24"/>
+          <w:lang w:val="en-US"/>
+          <w14:ligatures w14:val="none"/>
+        </w:rPr>
+      </w:pPr>
+      <w:r>
+        <w:rPr>
+          <w:rFonts w:ascii="Times New Roman" w:eastAsia="Times New Roman" w:hAnsi="Times New Roman" w:cs="Times New Roman"/>
+          <w:i/>
+          <w:iCs/>
+          <w:kern w:val="0"/>
+          <w:sz w:val="24"/>
+          <w:szCs w:val="24"/>
+          <w:lang w:val="en-US"/>
+          <w14:ligatures w14:val="none"/>
+        </w:rPr>
         <w:t>Nhân sự:</w:t>
       </w:r>
       <w:r>
@@ -2884,6 +2941,7 @@
           <w:i/>
           <w:iCs/>
         </w:rPr>
+        <w:lastRenderedPageBreak/>
         <w:t>Nhân viên (Team Member):</w:t>
       </w:r>
       <w:r>
@@ -3389,7 +3447,14 @@
           <w:i/>
           <w:iCs/>
         </w:rPr>
-        <w:t>Highlands Rewards</w:t>
+        <w:t>Phúc Long</w:t>
+      </w:r>
+      <w:r>
+        <w:rPr>
+          <w:i/>
+          <w:iCs/>
+        </w:rPr>
+        <w:t xml:space="preserve"> Rewards</w:t>
       </w:r>
       <w:r>
         <w:t>.</w:t>
@@ -3446,6 +3511,7 @@
           <w:b/>
           <w:bCs/>
         </w:rPr>
+        <w:lastRenderedPageBreak/>
         <w:t>Khắc phục &amp; Xin lỗi:</w:t>
       </w:r>
       <w:r>
@@ -3519,25 +3585,32 @@
           <w:i/>
           <w:iCs/>
         </w:rPr>
-        <w:t>Highlands Coffee:</w:t>
-      </w:r>
-      <w:r>
-        <w:t xml:space="preserve"> Bảo vệ hình ảnh thương hiệu, gia tăng lượng khách hàng thân thiết.</w:t>
-      </w:r>
-    </w:p>
-    <w:p>
-      <w:pPr>
-        <w:pStyle w:val="NormalWeb"/>
-        <w:numPr>
-          <w:ilvl w:val="1"/>
-          <w:numId w:val="22"/>
-        </w:numPr>
-      </w:pPr>
+        <w:t>Phúc Long</w:t>
+      </w:r>
       <w:r>
         <w:rPr>
           <w:i/>
           <w:iCs/>
         </w:rPr>
+        <w:t xml:space="preserve"> Coffee:</w:t>
+      </w:r>
+      <w:r>
+        <w:t xml:space="preserve"> Bảo vệ hình ảnh thương hiệu, gia tăng lượng khách hàng thân thiết.</w:t>
+      </w:r>
+    </w:p>
+    <w:p>
+      <w:pPr>
+        <w:pStyle w:val="NormalWeb"/>
+        <w:numPr>
+          <w:ilvl w:val="1"/>
+          <w:numId w:val="22"/>
+        </w:numPr>
+      </w:pPr>
+      <w:r>
+        <w:rPr>
+          <w:i/>
+          <w:iCs/>
+        </w:rPr>
         <w:t>Khách hàng:</w:t>
       </w:r>
       <w:r>
@@ -3674,7 +3747,21 @@
           <w:i/>
           <w:iCs/>
         </w:rPr>
-        <w:t>Hệ thống CNTT / App Highlands:</w:t>
+        <w:t xml:space="preserve">Hệ thống CNTT / App </w:t>
+      </w:r>
+      <w:r>
+        <w:rPr>
+          <w:i/>
+          <w:iCs/>
+        </w:rPr>
+        <w:t>Phúc Long</w:t>
+      </w:r>
+      <w:r>
+        <w:rPr>
+          <w:i/>
+          <w:iCs/>
+        </w:rPr>
+        <w:t>:</w:t>
       </w:r>
       <w:r>
         <w:t xml:space="preserve"> Tiếp nhận, xác nhận và điều phối đơn hàng tự động.</w:t>
@@ -3712,7 +3799,13 @@
         <w:t>Khởi tạo đơn:</w:t>
       </w:r>
       <w:r>
-        <w:t xml:space="preserve"> Khách đặt món qua App Highlands, Tổng đài hoặc các ứng dụng liên kết (GrabFood, </w:t>
+        <w:t xml:space="preserve"> Khách đặt món qua App </w:t>
+      </w:r>
+      <w:r>
+        <w:t>Phúc Long</w:t>
+      </w:r>
+      <w:r>
+        <w:t xml:space="preserve">, Tổng đài hoặc các ứng dụng liên kết (GrabFood, </w:t>
       </w:r>
       <w:proofErr w:type="gramStart"/>
       <w:r>
@@ -3798,6 +3891,8 @@
       <w:r>
         <w:t xml:space="preserve"> Shipper vận chuyển an toàn, giao đồ uống đúng hẹn cho khách.</w:t>
       </w:r>
+      <w:bookmarkStart w:id="0" w:name="_GoBack"/>
+      <w:bookmarkEnd w:id="0"/>
     </w:p>
     <w:p>
       <w:pPr>
@@ -3847,7 +3942,14 @@
           <w:i/>
           <w:iCs/>
         </w:rPr>
-        <w:t>Highlands Coffee:</w:t>
+        <w:t>Phúc Long</w:t>
+      </w:r>
+      <w:r>
+        <w:rPr>
+          <w:i/>
+          <w:iCs/>
+        </w:rPr>
+        <w:t xml:space="preserve"> Coffee:</w:t>
       </w:r>
       <w:r>
         <w:t xml:space="preserve"> Mở rộng kênh doanh thu số, tối ưu năng suất bán hàng.</w:t>
@@ -3999,6 +4101,7 @@
           <w:i/>
           <w:iCs/>
         </w:rPr>
+        <w:lastRenderedPageBreak/>
         <w:t>Quản lý Cửa hàng (SM):</w:t>
       </w:r>
       <w:r>
@@ -4585,6 +4688,7 @@
         </w:numPr>
       </w:pPr>
       <w:r>
+        <w:lastRenderedPageBreak/>
         <w:t>Tiếp nhận phiếu đề nghị xuất kho từ đơn vị yêu cầu.</w:t>
       </w:r>
     </w:p>
@@ -5155,6 +5259,7 @@
           <w:i/>
           <w:iCs/>
         </w:rPr>
+        <w:lastRenderedPageBreak/>
         <w:t>Rủi ro / Lỗi:</w:t>
       </w:r>
       <w:r>
@@ -5167,12 +5272,7 @@
         <w:ind w:firstLine="1080"/>
       </w:pPr>
       <w:r>
-        <w:t>4. Quy trình Hỗ trợ Công nghệ Thông</w:t>
-      </w:r>
-      <w:bookmarkStart w:id="0" w:name="_GoBack"/>
-      <w:bookmarkEnd w:id="0"/>
-      <w:r>
-        <w:t xml:space="preserve"> tin (IT Helpdesk)</w:t>
+        <w:t>4. Quy trình Hỗ trợ Công nghệ Thông tin (IT Helpdesk)</w:t>
       </w:r>
     </w:p>
     <w:p>
